--- a/INTERNSHIP_REPORT.docx
+++ b/INTERNSHIP_REPORT.docx
@@ -3686,21 +3686,7 @@
                 <w:b/>
                 <w:bCs/>
               </w:rPr>
-              <w:t>……………………………………</w:t>
-            </w:r>
-            <w:r>
-              <w:rPr>
-                <w:b/>
-                <w:bCs/>
-              </w:rPr>
-              <w:t>…...        2</w:t>
-            </w:r>
-            <w:r>
-              <w:rPr>
-                <w:b/>
-                <w:bCs/>
-              </w:rPr>
-              <w:t xml:space="preserve">                        </w:t>
+              <w:t xml:space="preserve">………………………………………...        2                        </w:t>
             </w:r>
           </w:p>
           <w:p>
@@ -3735,35 +3721,7 @@
                 <w:b/>
                 <w:bCs/>
               </w:rPr>
-              <w:t xml:space="preserve">……………………………………    </w:t>
-            </w:r>
-            <w:r>
-              <w:rPr>
-                <w:b/>
-                <w:bCs/>
-              </w:rPr>
-              <w:t xml:space="preserve">   </w:t>
-            </w:r>
-            <w:r>
-              <w:rPr>
-                <w:b/>
-                <w:bCs/>
-              </w:rPr>
-              <w:t xml:space="preserve"> </w:t>
-            </w:r>
-            <w:r>
-              <w:rPr>
-                <w:b/>
-                <w:bCs/>
-              </w:rPr>
-              <w:t>2</w:t>
-            </w:r>
-            <w:r>
-              <w:rPr>
-                <w:b/>
-                <w:bCs/>
-              </w:rPr>
-              <w:t xml:space="preserve">                       </w:t>
+              <w:t xml:space="preserve">……………………………………        2                       </w:t>
             </w:r>
           </w:p>
         </w:tc>
@@ -3894,14 +3852,7 @@
                 <w:b/>
                 <w:bCs/>
               </w:rPr>
-              <w:t>…</w:t>
-            </w:r>
-            <w:r>
-              <w:rPr>
-                <w:b/>
-                <w:bCs/>
-              </w:rPr>
-              <w:t>..</w:t>
+              <w:t>…..</w:t>
             </w:r>
             <w:proofErr w:type="gramEnd"/>
             <w:r>
@@ -3977,14 +3928,7 @@
                 <w:b/>
                 <w:bCs/>
               </w:rPr>
-              <w:t>……………………………………</w:t>
-            </w:r>
-            <w:r>
-              <w:rPr>
-                <w:b/>
-                <w:bCs/>
-              </w:rPr>
-              <w:t>…</w:t>
+              <w:t>………………………………………</w:t>
             </w:r>
             <w:proofErr w:type="gramStart"/>
             <w:r>
@@ -4000,21 +3944,7 @@
                 <w:b/>
                 <w:bCs/>
               </w:rPr>
-              <w:t xml:space="preserve">     </w:t>
-            </w:r>
-            <w:r>
-              <w:rPr>
-                <w:b/>
-                <w:bCs/>
-              </w:rPr>
-              <w:t>3</w:t>
-            </w:r>
-            <w:r>
-              <w:rPr>
-                <w:b/>
-                <w:bCs/>
-              </w:rPr>
-              <w:t xml:space="preserve">                        </w:t>
+              <w:t xml:space="preserve">     3                        </w:t>
             </w:r>
           </w:p>
           <w:p>
@@ -4049,35 +3979,7 @@
                 <w:b/>
                 <w:bCs/>
               </w:rPr>
-              <w:t>…………………………………………</w:t>
-            </w:r>
-            <w:r>
-              <w:rPr>
-                <w:b/>
-                <w:bCs/>
-              </w:rPr>
-              <w:t>…</w:t>
-            </w:r>
-            <w:r>
-              <w:rPr>
-                <w:b/>
-                <w:bCs/>
-              </w:rPr>
-              <w:t xml:space="preserve">     </w:t>
-            </w:r>
-            <w:r>
-              <w:rPr>
-                <w:b/>
-                <w:bCs/>
-              </w:rPr>
-              <w:t>3</w:t>
-            </w:r>
-            <w:r>
-              <w:rPr>
-                <w:b/>
-                <w:bCs/>
-              </w:rPr>
-              <w:t xml:space="preserve">                        </w:t>
+              <w:t xml:space="preserve">……………………………………………     3                        </w:t>
             </w:r>
           </w:p>
           <w:p>
@@ -4112,14 +4014,7 @@
                 <w:b/>
                 <w:bCs/>
               </w:rPr>
-              <w:t>…………………………………………</w:t>
-            </w:r>
-            <w:r>
-              <w:rPr>
-                <w:b/>
-                <w:bCs/>
-              </w:rPr>
-              <w:t>……………</w:t>
+              <w:t>………………………………………………………</w:t>
             </w:r>
             <w:proofErr w:type="gramStart"/>
             <w:r>
@@ -4170,28 +4065,28 @@
                 <w:b/>
                 <w:bCs/>
               </w:rPr>
-              <w:t>…………………………………………</w:t>
+              <w:t>………………………………………………………</w:t>
             </w:r>
             <w:r>
               <w:rPr>
                 <w:b/>
                 <w:bCs/>
               </w:rPr>
-              <w:t>……………….</w:t>
+              <w:t>…</w:t>
             </w:r>
             <w:r>
               <w:rPr>
                 <w:b/>
                 <w:bCs/>
               </w:rPr>
-              <w:t xml:space="preserve">     4 </w:t>
+              <w:t xml:space="preserve">     4 - </w:t>
             </w:r>
             <w:r>
               <w:rPr>
                 <w:b/>
                 <w:bCs/>
               </w:rPr>
-              <w:t>- 9</w:t>
+              <w:t>11</w:t>
             </w:r>
             <w:r>
               <w:rPr>
@@ -4238,35 +4133,51 @@
                 <w:b/>
                 <w:bCs/>
               </w:rPr>
-              <w:t xml:space="preserve"> </w:t>
+              <w:t xml:space="preserve"> …………………………………………………………</w:t>
+            </w:r>
+            <w:proofErr w:type="gramStart"/>
+            <w:r>
+              <w:rPr>
+                <w:b/>
+                <w:bCs/>
+              </w:rPr>
+              <w:t>..</w:t>
             </w:r>
             <w:r>
               <w:rPr>
                 <w:b/>
                 <w:bCs/>
               </w:rPr>
-              <w:t>…………………………………………</w:t>
+              <w:t>...</w:t>
+            </w:r>
+            <w:proofErr w:type="gramEnd"/>
+            <w:r>
+              <w:rPr>
+                <w:b/>
+                <w:bCs/>
+              </w:rPr>
+              <w:t xml:space="preserve">    </w:t>
             </w:r>
             <w:r>
               <w:rPr>
                 <w:b/>
                 <w:bCs/>
               </w:rPr>
-              <w:t xml:space="preserve">…………………...  </w:t>
+              <w:t>11</w:t>
             </w:r>
             <w:r>
               <w:rPr>
                 <w:b/>
                 <w:bCs/>
               </w:rPr>
-              <w:t xml:space="preserve">  </w:t>
+              <w:t xml:space="preserve"> - 1</w:t>
             </w:r>
             <w:r>
               <w:rPr>
                 <w:b/>
                 <w:bCs/>
               </w:rPr>
-              <w:t>9 - 10</w:t>
+              <w:t>2</w:t>
             </w:r>
             <w:r>
               <w:rPr>
@@ -4313,28 +4224,21 @@
                 <w:b/>
                 <w:bCs/>
               </w:rPr>
-              <w:t xml:space="preserve"> </w:t>
+              <w:t xml:space="preserve"> ………………………………………………………………       1</w:t>
             </w:r>
             <w:r>
               <w:rPr>
                 <w:b/>
                 <w:bCs/>
               </w:rPr>
-              <w:t>………………………………………………………………</w:t>
+              <w:t>2</w:t>
             </w:r>
             <w:r>
               <w:rPr>
                 <w:b/>
                 <w:bCs/>
               </w:rPr>
-              <w:t xml:space="preserve">      </w:t>
-            </w:r>
-            <w:r>
-              <w:rPr>
-                <w:b/>
-                <w:bCs/>
-              </w:rPr>
-              <w:t xml:space="preserve"> 10                        </w:t>
+              <w:t xml:space="preserve">                        </w:t>
             </w:r>
           </w:p>
         </w:tc>
@@ -4374,14 +4278,7 @@
                 <w:b/>
                 <w:bCs/>
               </w:rPr>
-              <w:t xml:space="preserve"> </w:t>
-            </w:r>
-            <w:r>
-              <w:rPr>
-                <w:b/>
-                <w:bCs/>
-              </w:rPr>
-              <w:t>………………………………………</w:t>
+              <w:t xml:space="preserve"> ………………………………………</w:t>
             </w:r>
             <w:proofErr w:type="gramStart"/>
             <w:r>
@@ -4389,14 +4286,7 @@
                 <w:b/>
                 <w:bCs/>
               </w:rPr>
-              <w:t>…</w:t>
-            </w:r>
-            <w:r>
-              <w:rPr>
-                <w:b/>
-                <w:bCs/>
-              </w:rPr>
-              <w:t>..</w:t>
+              <w:t>…..</w:t>
             </w:r>
             <w:proofErr w:type="gramEnd"/>
             <w:r>
@@ -4411,7 +4301,7 @@
                 <w:b/>
                 <w:bCs/>
               </w:rPr>
-              <w:t>1</w:t>
+              <w:t>3</w:t>
             </w:r>
             <w:r>
               <w:rPr>
@@ -6833,48 +6723,25 @@
       <w:pPr>
         <w:jc w:val="both"/>
         <w:rPr>
-          <w:b/>
-          <w:bCs/>
-          <w:sz w:val="24"/>
-          <w:szCs w:val="24"/>
-          <w:lang w:val="en-IN"/>
-        </w:rPr>
-      </w:pPr>
-      <w:r>
-        <w:rPr>
-          <w:b/>
-          <w:bCs/>
-          <w:sz w:val="24"/>
-          <w:szCs w:val="24"/>
-          <w:lang w:val="en-IN"/>
-        </w:rPr>
-        <w:t>Description:</w:t>
-      </w:r>
-      <w:r>
-        <w:rPr>
-          <w:b/>
-          <w:bCs/>
+          <w:sz w:val="24"/>
+          <w:szCs w:val="24"/>
+        </w:rPr>
+      </w:pPr>
+      <w:r>
+        <w:rPr>
+          <w:sz w:val="24"/>
+          <w:szCs w:val="24"/>
+          <w:lang w:val="en-IN"/>
+        </w:rPr>
+        <w:t>This bar chart shows sales across different countries. It helps compare</w:t>
+      </w:r>
+      <w:r>
+        <w:rPr>
           <w:sz w:val="24"/>
           <w:szCs w:val="24"/>
           <w:lang w:val="en-IN"/>
         </w:rPr>
         <w:t xml:space="preserve"> </w:t>
-      </w:r>
-      <w:r>
-        <w:rPr>
-          <w:sz w:val="24"/>
-          <w:szCs w:val="24"/>
-          <w:lang w:val="en-IN"/>
-        </w:rPr>
-        <w:t xml:space="preserve">This bar chart shows sales across different countries. It helps compare </w:t>
-      </w:r>
-      <w:r>
-        <w:rPr>
-          <w:sz w:val="24"/>
-          <w:szCs w:val="24"/>
-          <w:lang w:val="en-IN"/>
-        </w:rPr>
-        <w:t xml:space="preserve">   </w:t>
       </w:r>
       <w:r>
         <w:rPr>
@@ -7353,7 +7220,7 @@
           <w:sz w:val="24"/>
           <w:szCs w:val="24"/>
         </w:rPr>
-        <w:t>2.1</w:t>
+        <w:t>2</w:t>
       </w:r>
       <w:r>
         <w:rPr>
@@ -7389,26 +7256,6 @@
           <w:szCs w:val="24"/>
         </w:rPr>
       </w:pPr>
-      <w:r>
-        <w:rPr>
-          <w:b/>
-          <w:bCs/>
-          <w:sz w:val="24"/>
-          <w:szCs w:val="24"/>
-          <w:lang w:val="en-IN"/>
-        </w:rPr>
-        <w:t>Description:</w:t>
-      </w:r>
-      <w:r>
-        <w:rPr>
-          <w:b/>
-          <w:bCs/>
-          <w:sz w:val="24"/>
-          <w:szCs w:val="24"/>
-          <w:lang w:val="en-IN"/>
-        </w:rPr>
-        <w:t xml:space="preserve"> </w:t>
-      </w:r>
       <w:r>
         <w:rPr>
           <w:sz w:val="24"/>
@@ -7527,7 +7374,7 @@
           <w:sz w:val="24"/>
           <w:szCs w:val="24"/>
         </w:rPr>
-        <w:t>2.2</w:t>
+        <w:t>3</w:t>
       </w:r>
       <w:r>
         <w:rPr>
@@ -7563,26 +7410,6 @@
           <w:szCs w:val="24"/>
         </w:rPr>
       </w:pPr>
-      <w:r>
-        <w:rPr>
-          <w:b/>
-          <w:bCs/>
-          <w:sz w:val="24"/>
-          <w:szCs w:val="24"/>
-          <w:lang w:val="en-IN"/>
-        </w:rPr>
-        <w:t>Description:</w:t>
-      </w:r>
-      <w:r>
-        <w:rPr>
-          <w:b/>
-          <w:bCs/>
-          <w:sz w:val="24"/>
-          <w:szCs w:val="24"/>
-          <w:lang w:val="en-IN"/>
-        </w:rPr>
-        <w:t xml:space="preserve"> </w:t>
-      </w:r>
       <w:r>
         <w:rPr>
           <w:sz w:val="24"/>
@@ -8086,7 +7913,7 @@
           <w:sz w:val="24"/>
           <w:szCs w:val="24"/>
         </w:rPr>
-        <w:t>3</w:t>
+        <w:t>4</w:t>
       </w:r>
       <w:r>
         <w:rPr>
@@ -8122,26 +7949,6 @@
           <w:szCs w:val="24"/>
         </w:rPr>
       </w:pPr>
-      <w:r>
-        <w:rPr>
-          <w:b/>
-          <w:bCs/>
-          <w:sz w:val="24"/>
-          <w:szCs w:val="24"/>
-          <w:lang w:val="en-IN"/>
-        </w:rPr>
-        <w:t>Description:</w:t>
-      </w:r>
-      <w:r>
-        <w:rPr>
-          <w:b/>
-          <w:bCs/>
-          <w:sz w:val="24"/>
-          <w:szCs w:val="24"/>
-          <w:lang w:val="en-IN"/>
-        </w:rPr>
-        <w:t xml:space="preserve"> </w:t>
-      </w:r>
       <w:r>
         <w:rPr>
           <w:sz w:val="24"/>
@@ -8687,7 +8494,7 @@
           <w:sz w:val="24"/>
           <w:szCs w:val="24"/>
         </w:rPr>
-        <w:t>4.1</w:t>
+        <w:t>5</w:t>
       </w:r>
       <w:r>
         <w:rPr>
@@ -8725,31 +8532,355 @@
       </w:pPr>
       <w:r>
         <w:rPr>
-          <w:b/>
-          <w:bCs/>
-          <w:sz w:val="24"/>
-          <w:szCs w:val="24"/>
-          <w:lang w:val="en-IN"/>
-        </w:rPr>
-        <w:t>Description:</w:t>
-      </w:r>
-      <w:r>
-        <w:rPr>
-          <w:b/>
-          <w:bCs/>
-          <w:sz w:val="24"/>
-          <w:szCs w:val="24"/>
-          <w:lang w:val="en-IN"/>
+          <w:sz w:val="24"/>
+          <w:szCs w:val="24"/>
+        </w:rPr>
+        <w:t>This output shows the training and evaluation of the Logistic Regression model for sentiment analysis. The model is trained on text data and achieves an accuracy of approximately 91%, indicating good performance in classification.</w:t>
+      </w:r>
+    </w:p>
+    <w:p>
+      <w:pPr>
+        <w:jc w:val="both"/>
+        <w:rPr>
+          <w:sz w:val="24"/>
+          <w:szCs w:val="24"/>
+          <w:lang w:val="en-IN"/>
+        </w:rPr>
+      </w:pPr>
+    </w:p>
+    <w:p>
+      <w:pPr>
+        <w:jc w:val="both"/>
+        <w:rPr>
+          <w:sz w:val="24"/>
+          <w:szCs w:val="24"/>
+          <w:lang w:val="en-IN"/>
+        </w:rPr>
+      </w:pPr>
+    </w:p>
+    <w:p>
+      <w:pPr>
+        <w:jc w:val="both"/>
+        <w:rPr>
+          <w:sz w:val="24"/>
+          <w:szCs w:val="24"/>
+          <w:lang w:val="en-IN"/>
+        </w:rPr>
+      </w:pPr>
+    </w:p>
+    <w:p>
+      <w:pPr>
+        <w:jc w:val="both"/>
+        <w:rPr>
+          <w:sz w:val="24"/>
+          <w:szCs w:val="24"/>
+          <w:lang w:val="en-IN"/>
+        </w:rPr>
+      </w:pPr>
+    </w:p>
+    <w:p>
+      <w:pPr>
+        <w:jc w:val="both"/>
+        <w:rPr>
+          <w:sz w:val="24"/>
+          <w:szCs w:val="24"/>
+          <w:lang w:val="en-IN"/>
+        </w:rPr>
+      </w:pPr>
+    </w:p>
+    <w:p>
+      <w:pPr>
+        <w:jc w:val="both"/>
+        <w:rPr>
+          <w:sz w:val="24"/>
+          <w:szCs w:val="24"/>
+          <w:lang w:val="en-IN"/>
+        </w:rPr>
+      </w:pPr>
+    </w:p>
+    <w:p>
+      <w:pPr>
+        <w:jc w:val="both"/>
+        <w:rPr>
+          <w:sz w:val="24"/>
+          <w:szCs w:val="24"/>
+          <w:lang w:val="en-IN"/>
+        </w:rPr>
+      </w:pPr>
+    </w:p>
+    <w:p>
+      <w:pPr>
+        <w:jc w:val="both"/>
+        <w:rPr>
+          <w:sz w:val="24"/>
+          <w:szCs w:val="24"/>
+          <w:lang w:val="en-IN"/>
+        </w:rPr>
+      </w:pPr>
+    </w:p>
+    <w:p>
+      <w:pPr>
+        <w:jc w:val="both"/>
+        <w:rPr>
+          <w:sz w:val="24"/>
+          <w:szCs w:val="24"/>
+          <w:lang w:val="en-IN"/>
+        </w:rPr>
+      </w:pPr>
+    </w:p>
+    <w:p>
+      <w:pPr>
+        <w:jc w:val="both"/>
+        <w:rPr>
+          <w:sz w:val="24"/>
+          <w:szCs w:val="24"/>
+          <w:lang w:val="en-IN"/>
+        </w:rPr>
+      </w:pPr>
+    </w:p>
+    <w:p>
+      <w:pPr>
+        <w:jc w:val="both"/>
+        <w:rPr>
+          <w:sz w:val="24"/>
+          <w:szCs w:val="24"/>
+          <w:lang w:val="en-IN"/>
+        </w:rPr>
+      </w:pPr>
+      <w:r>
+        <w:rPr>
+          <w:sz w:val="24"/>
+          <w:szCs w:val="24"/>
+          <w:lang w:val="en-IN"/>
+        </w:rPr>
+        <w:drawing>
+          <wp:inline distT="0" distB="0" distL="0" distR="0" wp14:anchorId="4E1AE5EC" wp14:editId="3B25CB92">
+            <wp:extent cx="5740400" cy="5908040"/>
+            <wp:effectExtent l="0" t="0" r="0" b="0"/>
+            <wp:docPr id="1983625437" name="Picture 2"/>
+            <wp:cNvGraphicFramePr>
+              <a:graphicFrameLocks xmlns:a="http://schemas.openxmlformats.org/drawingml/2006/main" noChangeAspect="1"/>
+            </wp:cNvGraphicFramePr>
+            <a:graphic xmlns:a="http://schemas.openxmlformats.org/drawingml/2006/main">
+              <a:graphicData uri="http://schemas.openxmlformats.org/drawingml/2006/picture">
+                <pic:pic xmlns:pic="http://schemas.openxmlformats.org/drawingml/2006/picture">
+                  <pic:nvPicPr>
+                    <pic:cNvPr id="0" name="Picture 6"/>
+                    <pic:cNvPicPr>
+                      <a:picLocks noChangeAspect="1" noChangeArrowheads="1"/>
+                    </pic:cNvPicPr>
+                  </pic:nvPicPr>
+                  <pic:blipFill>
+                    <a:blip r:embed="rId17">
+                      <a:extLst>
+                        <a:ext uri="{28A0092B-C50C-407E-A947-70E740481C1C}">
+                          <a14:useLocalDpi xmlns:a14="http://schemas.microsoft.com/office/drawing/2010/main" val="0"/>
+                        </a:ext>
+                      </a:extLst>
+                    </a:blip>
+                    <a:srcRect/>
+                    <a:stretch>
+                      <a:fillRect/>
+                    </a:stretch>
+                  </pic:blipFill>
+                  <pic:spPr bwMode="auto">
+                    <a:xfrm>
+                      <a:off x="0" y="0"/>
+                      <a:ext cx="5740400" cy="5908040"/>
+                    </a:xfrm>
+                    <a:prstGeom prst="rect">
+                      <a:avLst/>
+                    </a:prstGeom>
+                    <a:noFill/>
+                    <a:ln>
+                      <a:noFill/>
+                    </a:ln>
+                  </pic:spPr>
+                </pic:pic>
+              </a:graphicData>
+            </a:graphic>
+          </wp:inline>
+        </w:drawing>
+      </w:r>
+    </w:p>
+    <w:p>
+      <w:pPr>
+        <w:jc w:val="both"/>
+        <w:rPr>
+          <w:sz w:val="24"/>
+          <w:szCs w:val="24"/>
+        </w:rPr>
+      </w:pPr>
+    </w:p>
+    <w:p>
+      <w:pPr>
+        <w:ind w:firstLine="720"/>
+        <w:jc w:val="center"/>
+        <w:rPr>
+          <w:b/>
+          <w:bCs/>
+          <w:sz w:val="24"/>
+          <w:szCs w:val="24"/>
+        </w:rPr>
+      </w:pPr>
+      <w:r>
+        <w:rPr>
+          <w:b/>
+          <w:bCs/>
+          <w:sz w:val="24"/>
+          <w:szCs w:val="24"/>
+        </w:rPr>
+        <w:t xml:space="preserve">Fig </w:t>
+      </w:r>
+      <w:r>
+        <w:rPr>
+          <w:b/>
+          <w:bCs/>
+          <w:sz w:val="24"/>
+          <w:szCs w:val="24"/>
+        </w:rPr>
+        <w:t>6</w:t>
+      </w:r>
+      <w:r>
+        <w:rPr>
+          <w:b/>
+          <w:bCs/>
+          <w:sz w:val="24"/>
+          <w:szCs w:val="24"/>
+        </w:rPr>
+        <w:t>:</w:t>
+      </w:r>
+      <w:r>
+        <w:rPr>
+          <w:sz w:val="24"/>
+          <w:szCs w:val="24"/>
         </w:rPr>
         <w:t xml:space="preserve"> </w:t>
       </w:r>
       <w:r>
         <w:rPr>
-          <w:sz w:val="24"/>
-          <w:szCs w:val="24"/>
-        </w:rPr>
-        <w:t>This output shows the training and evaluation of the Logistic Regression model for sentiment analysis. The model is trained on text data and achieves an accuracy of approximately 91%, indicating good performance in classification.</w:t>
-      </w:r>
+          <w:b/>
+          <w:bCs/>
+          <w:sz w:val="24"/>
+          <w:szCs w:val="24"/>
+        </w:rPr>
+        <w:t>Sentiment Distribution Visualization</w:t>
+      </w:r>
+    </w:p>
+    <w:p>
+      <w:pPr>
+        <w:jc w:val="both"/>
+        <w:rPr>
+          <w:sz w:val="24"/>
+          <w:szCs w:val="24"/>
+        </w:rPr>
+      </w:pPr>
+      <w:r>
+        <w:rPr>
+          <w:sz w:val="24"/>
+          <w:szCs w:val="24"/>
+        </w:rPr>
+        <w:t>This visualization represents the distribution of sentiment labels (positive and negative) in the dataset. The bar chart shows that both sentiment classes are nearly balanced, which helps in reducing bias during model training. A balanced dataset improves the performance and reliability of the sentiment analysis model.</w:t>
+      </w:r>
+    </w:p>
+    <w:p>
+      <w:pPr>
+        <w:jc w:val="both"/>
+        <w:rPr>
+          <w:sz w:val="24"/>
+          <w:szCs w:val="24"/>
+        </w:rPr>
+      </w:pPr>
+    </w:p>
+    <w:p>
+      <w:pPr>
+        <w:jc w:val="both"/>
+        <w:rPr>
+          <w:sz w:val="24"/>
+          <w:szCs w:val="24"/>
+        </w:rPr>
+      </w:pPr>
+    </w:p>
+    <w:p>
+      <w:pPr>
+        <w:jc w:val="both"/>
+        <w:rPr>
+          <w:sz w:val="24"/>
+          <w:szCs w:val="24"/>
+        </w:rPr>
+      </w:pPr>
+    </w:p>
+    <w:p>
+      <w:pPr>
+        <w:jc w:val="both"/>
+        <w:rPr>
+          <w:sz w:val="24"/>
+          <w:szCs w:val="24"/>
+        </w:rPr>
+      </w:pPr>
+    </w:p>
+    <w:p>
+      <w:pPr>
+        <w:jc w:val="both"/>
+        <w:rPr>
+          <w:sz w:val="24"/>
+          <w:szCs w:val="24"/>
+        </w:rPr>
+      </w:pPr>
+    </w:p>
+    <w:p>
+      <w:pPr>
+        <w:jc w:val="both"/>
+        <w:rPr>
+          <w:sz w:val="24"/>
+          <w:szCs w:val="24"/>
+        </w:rPr>
+      </w:pPr>
+    </w:p>
+    <w:p>
+      <w:pPr>
+        <w:jc w:val="both"/>
+        <w:rPr>
+          <w:sz w:val="24"/>
+          <w:szCs w:val="24"/>
+        </w:rPr>
+      </w:pPr>
+    </w:p>
+    <w:p>
+      <w:pPr>
+        <w:jc w:val="both"/>
+        <w:rPr>
+          <w:sz w:val="24"/>
+          <w:szCs w:val="24"/>
+        </w:rPr>
+      </w:pPr>
+    </w:p>
+    <w:p>
+      <w:pPr>
+        <w:jc w:val="both"/>
+        <w:rPr>
+          <w:sz w:val="24"/>
+          <w:szCs w:val="24"/>
+        </w:rPr>
+      </w:pPr>
+    </w:p>
+    <w:p>
+      <w:pPr>
+        <w:jc w:val="both"/>
+        <w:rPr>
+          <w:sz w:val="24"/>
+          <w:szCs w:val="24"/>
+        </w:rPr>
+      </w:pPr>
+    </w:p>
+    <w:p>
+      <w:pPr>
+        <w:jc w:val="both"/>
+        <w:rPr>
+          <w:sz w:val="24"/>
+          <w:szCs w:val="24"/>
+        </w:rPr>
+      </w:pPr>
     </w:p>
     <w:p>
       <w:pPr>
@@ -8772,7 +8903,274 @@
         <w:rPr>
           <w:noProof/>
         </w:rPr>
-        <w:lastRenderedPageBreak/>
+        <w:drawing>
+          <wp:inline distT="0" distB="0" distL="0" distR="0" wp14:anchorId="5994B024" wp14:editId="113D8038">
+            <wp:extent cx="5740400" cy="5504180"/>
+            <wp:effectExtent l="0" t="0" r="0" b="1270"/>
+            <wp:docPr id="644306802" name="Picture 3"/>
+            <wp:cNvGraphicFramePr>
+              <a:graphicFrameLocks xmlns:a="http://schemas.openxmlformats.org/drawingml/2006/main" noChangeAspect="1"/>
+            </wp:cNvGraphicFramePr>
+            <a:graphic xmlns:a="http://schemas.openxmlformats.org/drawingml/2006/main">
+              <a:graphicData uri="http://schemas.openxmlformats.org/drawingml/2006/picture">
+                <pic:pic xmlns:pic="http://schemas.openxmlformats.org/drawingml/2006/picture">
+                  <pic:nvPicPr>
+                    <pic:cNvPr id="0" name="Picture 8"/>
+                    <pic:cNvPicPr>
+                      <a:picLocks noChangeAspect="1" noChangeArrowheads="1"/>
+                    </pic:cNvPicPr>
+                  </pic:nvPicPr>
+                  <pic:blipFill>
+                    <a:blip r:embed="rId18">
+                      <a:extLst>
+                        <a:ext uri="{28A0092B-C50C-407E-A947-70E740481C1C}">
+                          <a14:useLocalDpi xmlns:a14="http://schemas.microsoft.com/office/drawing/2010/main" val="0"/>
+                        </a:ext>
+                      </a:extLst>
+                    </a:blip>
+                    <a:srcRect/>
+                    <a:stretch>
+                      <a:fillRect/>
+                    </a:stretch>
+                  </pic:blipFill>
+                  <pic:spPr bwMode="auto">
+                    <a:xfrm>
+                      <a:off x="0" y="0"/>
+                      <a:ext cx="5740400" cy="5504180"/>
+                    </a:xfrm>
+                    <a:prstGeom prst="rect">
+                      <a:avLst/>
+                    </a:prstGeom>
+                    <a:noFill/>
+                    <a:ln>
+                      <a:noFill/>
+                    </a:ln>
+                  </pic:spPr>
+                </pic:pic>
+              </a:graphicData>
+            </a:graphic>
+          </wp:inline>
+        </w:drawing>
+      </w:r>
+    </w:p>
+    <w:p>
+      <w:pPr>
+        <w:jc w:val="both"/>
+        <w:rPr>
+          <w:sz w:val="24"/>
+          <w:szCs w:val="24"/>
+        </w:rPr>
+      </w:pPr>
+    </w:p>
+    <w:p>
+      <w:pPr>
+        <w:ind w:firstLine="720"/>
+        <w:jc w:val="center"/>
+        <w:rPr>
+          <w:b/>
+          <w:bCs/>
+          <w:sz w:val="24"/>
+          <w:szCs w:val="24"/>
+        </w:rPr>
+      </w:pPr>
+      <w:r>
+        <w:rPr>
+          <w:b/>
+          <w:bCs/>
+          <w:sz w:val="24"/>
+          <w:szCs w:val="24"/>
+        </w:rPr>
+        <w:t xml:space="preserve">Fig </w:t>
+      </w:r>
+      <w:r>
+        <w:rPr>
+          <w:b/>
+          <w:bCs/>
+          <w:sz w:val="24"/>
+          <w:szCs w:val="24"/>
+        </w:rPr>
+        <w:t>7</w:t>
+      </w:r>
+      <w:r>
+        <w:rPr>
+          <w:b/>
+          <w:bCs/>
+          <w:sz w:val="24"/>
+          <w:szCs w:val="24"/>
+        </w:rPr>
+        <w:t>:</w:t>
+      </w:r>
+      <w:r>
+        <w:rPr>
+          <w:sz w:val="24"/>
+          <w:szCs w:val="24"/>
+        </w:rPr>
+        <w:t xml:space="preserve"> </w:t>
+      </w:r>
+      <w:r>
+        <w:rPr>
+          <w:b/>
+          <w:bCs/>
+          <w:sz w:val="24"/>
+          <w:szCs w:val="24"/>
+        </w:rPr>
+        <w:t>Confusion Matrix</w:t>
+      </w:r>
+    </w:p>
+    <w:p>
+      <w:pPr>
+        <w:jc w:val="both"/>
+        <w:rPr>
+          <w:sz w:val="24"/>
+          <w:szCs w:val="24"/>
+        </w:rPr>
+      </w:pPr>
+      <w:r>
+        <w:rPr>
+          <w:sz w:val="24"/>
+          <w:szCs w:val="24"/>
+        </w:rPr>
+        <w:t>This confusion matrix visualizes the performance of the sentiment analysis model by comparing actual and predicted labels. It shows the number of correct predictions as well as misclassifications, helping to evaluate how well the model distinguishes between positive and negative sentiments.</w:t>
+      </w:r>
+    </w:p>
+    <w:p>
+      <w:pPr>
+        <w:jc w:val="both"/>
+        <w:rPr>
+          <w:sz w:val="24"/>
+          <w:szCs w:val="24"/>
+        </w:rPr>
+      </w:pPr>
+    </w:p>
+    <w:p>
+      <w:pPr>
+        <w:jc w:val="both"/>
+        <w:rPr>
+          <w:sz w:val="24"/>
+          <w:szCs w:val="24"/>
+        </w:rPr>
+      </w:pPr>
+    </w:p>
+    <w:p>
+      <w:pPr>
+        <w:jc w:val="both"/>
+        <w:rPr>
+          <w:sz w:val="24"/>
+          <w:szCs w:val="24"/>
+        </w:rPr>
+      </w:pPr>
+    </w:p>
+    <w:p>
+      <w:pPr>
+        <w:jc w:val="both"/>
+        <w:rPr>
+          <w:sz w:val="24"/>
+          <w:szCs w:val="24"/>
+        </w:rPr>
+      </w:pPr>
+    </w:p>
+    <w:p>
+      <w:pPr>
+        <w:jc w:val="both"/>
+        <w:rPr>
+          <w:sz w:val="24"/>
+          <w:szCs w:val="24"/>
+        </w:rPr>
+      </w:pPr>
+    </w:p>
+    <w:p>
+      <w:pPr>
+        <w:jc w:val="both"/>
+        <w:rPr>
+          <w:sz w:val="24"/>
+          <w:szCs w:val="24"/>
+        </w:rPr>
+      </w:pPr>
+    </w:p>
+    <w:p>
+      <w:pPr>
+        <w:jc w:val="both"/>
+        <w:rPr>
+          <w:sz w:val="24"/>
+          <w:szCs w:val="24"/>
+        </w:rPr>
+      </w:pPr>
+    </w:p>
+    <w:p>
+      <w:pPr>
+        <w:jc w:val="both"/>
+        <w:rPr>
+          <w:sz w:val="24"/>
+          <w:szCs w:val="24"/>
+        </w:rPr>
+      </w:pPr>
+    </w:p>
+    <w:p>
+      <w:pPr>
+        <w:jc w:val="both"/>
+        <w:rPr>
+          <w:sz w:val="24"/>
+          <w:szCs w:val="24"/>
+        </w:rPr>
+      </w:pPr>
+    </w:p>
+    <w:p>
+      <w:pPr>
+        <w:jc w:val="both"/>
+        <w:rPr>
+          <w:sz w:val="24"/>
+          <w:szCs w:val="24"/>
+        </w:rPr>
+      </w:pPr>
+    </w:p>
+    <w:p>
+      <w:pPr>
+        <w:jc w:val="both"/>
+        <w:rPr>
+          <w:sz w:val="24"/>
+          <w:szCs w:val="24"/>
+        </w:rPr>
+      </w:pPr>
+    </w:p>
+    <w:p>
+      <w:pPr>
+        <w:jc w:val="both"/>
+        <w:rPr>
+          <w:sz w:val="24"/>
+          <w:szCs w:val="24"/>
+        </w:rPr>
+      </w:pPr>
+    </w:p>
+    <w:p>
+      <w:pPr>
+        <w:jc w:val="both"/>
+        <w:rPr>
+          <w:sz w:val="24"/>
+          <w:szCs w:val="24"/>
+        </w:rPr>
+      </w:pPr>
+    </w:p>
+    <w:p>
+      <w:pPr>
+        <w:jc w:val="both"/>
+        <w:rPr>
+          <w:sz w:val="24"/>
+          <w:szCs w:val="24"/>
+        </w:rPr>
+      </w:pPr>
+    </w:p>
+    <w:p>
+      <w:pPr>
+        <w:jc w:val="both"/>
+        <w:rPr>
+          <w:sz w:val="24"/>
+          <w:szCs w:val="24"/>
+        </w:rPr>
+      </w:pPr>
+      <w:r>
+        <w:rPr>
+          <w:noProof/>
+        </w:rPr>
         <w:drawing>
           <wp:inline distT="0" distB="0" distL="0" distR="0" wp14:anchorId="10DAB5E5" wp14:editId="5CD0AD3B">
             <wp:extent cx="5740400" cy="5283835"/>
@@ -8791,7 +9189,7 @@
                     </pic:cNvPicPr>
                   </pic:nvPicPr>
                   <pic:blipFill>
-                    <a:blip r:embed="rId17">
+                    <a:blip r:embed="rId19">
                       <a:extLst>
                         <a:ext uri="{28A0092B-C50C-407E-A947-70E740481C1C}">
                           <a14:useLocalDpi xmlns:a14="http://schemas.microsoft.com/office/drawing/2010/main" val="0"/>
@@ -8859,16 +9257,7 @@
           <w:sz w:val="24"/>
           <w:szCs w:val="24"/>
         </w:rPr>
-        <w:t>4.</w:t>
-      </w:r>
-      <w:r>
-        <w:rPr>
-          <w:b/>
-          <w:bCs/>
-          <w:sz w:val="24"/>
-          <w:szCs w:val="24"/>
-        </w:rPr>
-        <w:t>2</w:t>
+        <w:t>8</w:t>
       </w:r>
       <w:r>
         <w:rPr>
@@ -8904,26 +9293,6 @@
           <w:szCs w:val="24"/>
         </w:rPr>
       </w:pPr>
-      <w:r>
-        <w:rPr>
-          <w:b/>
-          <w:bCs/>
-          <w:sz w:val="24"/>
-          <w:szCs w:val="24"/>
-          <w:lang w:val="en-IN"/>
-        </w:rPr>
-        <w:t>Description:</w:t>
-      </w:r>
-      <w:r>
-        <w:rPr>
-          <w:b/>
-          <w:bCs/>
-          <w:sz w:val="24"/>
-          <w:szCs w:val="24"/>
-          <w:lang w:val="en-IN"/>
-        </w:rPr>
-        <w:t xml:space="preserve"> </w:t>
-      </w:r>
       <w:r>
         <w:rPr>
           <w:sz w:val="24"/>
@@ -9044,18 +9413,8 @@
           <w:szCs w:val="24"/>
           <w:lang w:val="en-IN"/>
         </w:rPr>
-        <w:t>The hands-on tasks significantly improved technical skills in Python programming, data visualization, and machine learning techniques. Working with libraries such as Pandas, NumPy, Matplotlib, Scikit-learn, Plotly, and Dash enhanced practical knowledge and confidence in implementing real-time projects. The development of models and dashboards also strengthened the ability to translate theoretical concepts into practical solutions.</w:t>
-      </w:r>
-    </w:p>
-    <w:p>
-      <w:pPr>
-        <w:jc w:val="both"/>
-        <w:rPr>
-          <w:sz w:val="24"/>
-          <w:szCs w:val="24"/>
-          <w:lang w:val="en-IN"/>
-        </w:rPr>
-      </w:pPr>
+        <w:t xml:space="preserve">The hands-on tasks significantly improved technical skills in Python programming, data visualization, and machine learning techniques. Working with libraries such as Pandas, NumPy, Matplotlib, Scikit-learn, Plotly, and Dash enhanced practical knowledge and </w:t>
+      </w:r>
       <w:r>
         <w:rPr>
           <w:sz w:val="24"/>
@@ -9063,6 +9422,24 @@
           <w:lang w:val="en-IN"/>
         </w:rPr>
         <w:lastRenderedPageBreak/>
+        <w:t>confidence in implementing real-time projects. The development of models and dashboards also strengthened the ability to translate theoretical concepts into practical solutions.</w:t>
+      </w:r>
+    </w:p>
+    <w:p>
+      <w:pPr>
+        <w:jc w:val="both"/>
+        <w:rPr>
+          <w:sz w:val="24"/>
+          <w:szCs w:val="24"/>
+          <w:lang w:val="en-IN"/>
+        </w:rPr>
+      </w:pPr>
+      <w:r>
+        <w:rPr>
+          <w:sz w:val="24"/>
+          <w:szCs w:val="24"/>
+          <w:lang w:val="en-IN"/>
+        </w:rPr>
         <w:t>In addition to technical skills, the internship enhanced analytical thinking, problem-solving ability, and logical reasoning. It provided experience in handling real-world datasets, identifying patterns, and making data-driven decisions. The challenges faced during implementation helped in improving debugging skills and understanding model limitations.</w:t>
       </w:r>
     </w:p>
@@ -9184,7 +9561,7 @@
         </w:rPr>
         <w:t xml:space="preserve">, Available at: </w:t>
       </w:r>
-      <w:hyperlink r:id="rId18" w:tgtFrame="_new" w:history="1">
+      <w:hyperlink r:id="rId20" w:tgtFrame="_new" w:history="1">
         <w:r>
           <w:rPr>
             <w:rStyle w:val="Hyperlink"/>
@@ -9254,7 +9631,7 @@
         </w:rPr>
         <w:t xml:space="preserve">, Available at: </w:t>
       </w:r>
-      <w:hyperlink r:id="rId19" w:tgtFrame="_new" w:history="1">
+      <w:hyperlink r:id="rId21" w:tgtFrame="_new" w:history="1">
         <w:r>
           <w:rPr>
             <w:rStyle w:val="Hyperlink"/>
@@ -9324,7 +9701,7 @@
         </w:rPr>
         <w:t xml:space="preserve">, Available at: </w:t>
       </w:r>
-      <w:hyperlink r:id="rId20" w:tgtFrame="_new" w:history="1">
+      <w:hyperlink r:id="rId22" w:tgtFrame="_new" w:history="1">
         <w:r>
           <w:rPr>
             <w:rStyle w:val="Hyperlink"/>
@@ -9394,7 +9771,7 @@
         </w:rPr>
         <w:t xml:space="preserve">, Available at: </w:t>
       </w:r>
-      <w:hyperlink r:id="rId21" w:tgtFrame="_new" w:history="1">
+      <w:hyperlink r:id="rId23" w:tgtFrame="_new" w:history="1">
         <w:r>
           <w:rPr>
             <w:rStyle w:val="Hyperlink"/>
@@ -9463,7 +9840,7 @@
         </w:rPr>
         <w:t xml:space="preserve">, Available at: </w:t>
       </w:r>
-      <w:hyperlink r:id="rId22" w:tgtFrame="_new" w:history="1">
+      <w:hyperlink r:id="rId24" w:tgtFrame="_new" w:history="1">
         <w:r>
           <w:rPr>
             <w:rStyle w:val="Hyperlink"/>
@@ -9532,7 +9909,7 @@
         </w:rPr>
         <w:t xml:space="preserve">, Available at: </w:t>
       </w:r>
-      <w:hyperlink r:id="rId23" w:tgtFrame="_new" w:history="1">
+      <w:hyperlink r:id="rId25" w:tgtFrame="_new" w:history="1">
         <w:r>
           <w:rPr>
             <w:rStyle w:val="Hyperlink"/>
@@ -9665,24 +10042,6 @@
         </w:rPr>
         <w:t>Various Online Tutorials and Research Articles related to Data Analysis and Machine Learning</w:t>
       </w:r>
-    </w:p>
-    <w:p>
-      <w:pPr>
-        <w:jc w:val="both"/>
-        <w:rPr>
-          <w:sz w:val="24"/>
-          <w:szCs w:val="24"/>
-        </w:rPr>
-      </w:pPr>
-    </w:p>
-    <w:p>
-      <w:pPr>
-        <w:jc w:val="both"/>
-        <w:rPr>
-          <w:sz w:val="24"/>
-          <w:szCs w:val="24"/>
-        </w:rPr>
-      </w:pPr>
     </w:p>
     <w:p>
       <w:pPr>
@@ -9879,7 +10238,7 @@
                     <pic:cNvPicPr/>
                   </pic:nvPicPr>
                   <pic:blipFill>
-                    <a:blip r:embed="rId24">
+                    <a:blip r:embed="rId26">
                       <a:extLst>
                         <a:ext uri="{28A0092B-C50C-407E-A947-70E740481C1C}">
                           <a14:useLocalDpi xmlns:a14="http://schemas.microsoft.com/office/drawing/2010/main" val="0"/>
